--- a/docs/demo/output/document-skills/manuscript-peer-review/cohort-manuscript-review-report.docx
+++ b/docs/demo/output/document-skills/manuscript-peer-review/cohort-manuscript-review-report.docx
@@ -278,7 +278,7 @@
           <w:color w:val="000000"/>
           <w:sz w:val="20"/>
         </w:rPr>
-        <w:t>m2　统计符号：</w:t>
+        <w:t>m2　P 值写法：</w:t>
       </w:r>
       <w:r>
         <w:rPr>
@@ -288,87 +288,7 @@
           <w:color w:val="000000"/>
           <w:sz w:val="20"/>
         </w:rPr>
-        <w:t>英文与数字使用 Times New Roman；</w:t>
-      </w:r>
-      <w:r>
-        <w:rPr>
-          <w:rFonts w:ascii="Times New Roman" w:hAnsi="Times New Roman" w:eastAsia="宋体"/>
-          <w:b/>
-          <w:i/>
-          <w:color w:val="000000"/>
-          <w:sz w:val="20"/>
-        </w:rPr>
-        <w:t>P</w:t>
-      </w:r>
-      <w:r>
-        <w:rPr>
-          <w:rFonts w:ascii="Times New Roman" w:hAnsi="Times New Roman" w:eastAsia="宋体"/>
-          <w:b w:val="0"/>
-          <w:i w:val="0"/>
-          <w:color w:val="000000"/>
-          <w:sz w:val="20"/>
-        </w:rPr>
-        <w:t xml:space="preserve"> 使用粗斜体，其余拉丁统计符号如 </w:t>
-      </w:r>
-      <w:r>
-        <w:rPr>
-          <w:rFonts w:ascii="Times New Roman" w:hAnsi="Times New Roman" w:eastAsia="宋体"/>
-          <w:b w:val="0"/>
-          <w:i/>
-          <w:color w:val="000000"/>
-          <w:sz w:val="20"/>
-        </w:rPr>
-        <w:t>t</w:t>
-      </w:r>
-      <w:r>
-        <w:rPr>
-          <w:rFonts w:ascii="Times New Roman" w:hAnsi="Times New Roman" w:eastAsia="宋体"/>
-          <w:b w:val="0"/>
-          <w:i w:val="0"/>
-          <w:color w:val="000000"/>
-          <w:sz w:val="20"/>
-        </w:rPr>
-        <w:t>、</w:t>
-      </w:r>
-      <w:r>
-        <w:rPr>
-          <w:rFonts w:ascii="Times New Roman" w:hAnsi="Times New Roman" w:eastAsia="宋体"/>
-          <w:b w:val="0"/>
-          <w:i/>
-          <w:color w:val="000000"/>
-          <w:sz w:val="20"/>
-        </w:rPr>
-        <w:t>F</w:t>
-      </w:r>
-      <w:r>
-        <w:rPr>
-          <w:rFonts w:ascii="Times New Roman" w:hAnsi="Times New Roman" w:eastAsia="宋体"/>
-          <w:b w:val="0"/>
-          <w:i w:val="0"/>
-          <w:color w:val="000000"/>
-          <w:sz w:val="20"/>
-        </w:rPr>
-        <w:t>、</w:t>
-      </w:r>
-      <w:r>
-        <w:rPr>
-          <w:rFonts w:ascii="Times New Roman" w:hAnsi="Times New Roman" w:eastAsia="宋体"/>
-          <w:b w:val="0"/>
-          <w:i/>
-          <w:color w:val="000000"/>
-          <w:sz w:val="20"/>
-        </w:rPr>
-        <w:t>z</w:t>
-      </w:r>
-      <w:r>
-        <w:rPr>
-          <w:rFonts w:ascii="Times New Roman" w:hAnsi="Times New Roman" w:eastAsia="宋体"/>
-          <w:b w:val="0"/>
-          <w:i w:val="0"/>
-          <w:color w:val="000000"/>
-          <w:sz w:val="20"/>
-        </w:rPr>
-        <w:t xml:space="preserve"> 使用斜体，HR、CI 和数值保持正体。</w:t>
+        <w:t>统一 P &lt; 0.001 等写法的间距和保留位数，并与正文、表格和图注保持一致。</w:t>
       </w:r>
     </w:p>
     <w:p>
